--- a/documentation/Projektantrag_hofer.docx
+++ b/documentation/Projektantrag_hofer.docx
@@ -429,6 +429,7 @@
         <w:rPr>
           <w:b/>
           <w:bCs/>
+          <w:noProof/>
           <w:color w:val="60CAF3" w:themeColor="accent4" w:themeTint="99"/>
           <w:sz w:val="28"/>
           <w:szCs w:val="28"/>
